--- a/Week-3/ADR/Fase 3.docx
+++ b/Week-3/ADR/Fase 3.docx
@@ -3,12 +3,42 @@
 <w:document xmlns:wpc="http://schemas.microsoft.com/office/word/2010/wordprocessingCanvas" xmlns:cx="http://schemas.microsoft.com/office/drawing/2014/chartex" xmlns:cx1="http://schemas.microsoft.com/office/drawing/2015/9/8/chartex" xmlns:cx2="http://schemas.microsoft.com/office/drawing/2015/10/21/chartex" xmlns:cx3="http://schemas.microsoft.com/office/drawing/2016/5/9/chartex" xmlns:cx4="http://schemas.microsoft.com/office/drawing/2016/5/10/chartex" xmlns:cx5="http://schemas.microsoft.com/office/drawing/2016/5/11/chartex" xmlns:cx6="http://schemas.microsoft.com/office/drawing/2016/5/12/chartex" xmlns:cx7="http://schemas.microsoft.com/office/drawing/2016/5/13/chartex" xmlns:cx8="http://schemas.microsoft.com/office/drawing/2016/5/14/chartex" xmlns:mc="http://schemas.openxmlformats.org/markup-compatibility/2006" xmlns:aink="http://schemas.microsoft.com/office/drawing/2016/ink" xmlns:am3d="http://schemas.microsoft.com/office/drawing/2017/model3d" xmlns:o="urn:schemas-microsoft-com:office:office" xmlns:oel="http://schemas.microsoft.com/office/2019/extlst" xmlns:r="http://schemas.openxmlformats.org/officeDocument/2006/relationships" xmlns:m="http://schemas.openxmlformats.org/officeDocument/2006/math" xmlns:v="urn:schemas-microsoft-com:vml" xmlns:wp14="http://schemas.microsoft.com/office/word/2010/wordprocessingDrawing" xmlns:wp="http://schemas.openxmlformats.org/drawingml/2006/wordprocessingDrawing" xmlns:w10="urn:schemas-microsoft-com:office:word" xmlns:w="http://schemas.openxmlformats.org/wordprocessingml/2006/main" xmlns:w14="http://schemas.microsoft.com/office/word/2010/wordml" xmlns:w15="http://schemas.microsoft.com/office/word/2012/wordml" xmlns:w16cex="http://schemas.microsoft.com/office/word/2018/wordml/cex" xmlns:w16cid="http://schemas.microsoft.com/office/word/2016/wordml/cid" xmlns:w16="http://schemas.microsoft.com/office/word/2018/wordml" xmlns:w16du="http://schemas.microsoft.com/office/word/2023/wordml/word16du" xmlns:w16sdtdh="http://schemas.microsoft.com/office/word/2020/wordml/sdtdatahash" xmlns:w16se="http://schemas.microsoft.com/office/word/2015/wordml/symex" xmlns:wpg="http://schemas.microsoft.com/office/word/2010/wordprocessingGroup" xmlns:wpi="http://schemas.microsoft.com/office/word/2010/wordprocessingInk" xmlns:wne="http://schemas.microsoft.com/office/word/2006/wordml" xmlns:wps="http://schemas.microsoft.com/office/word/2010/wordprocessingShape" mc:Ignorable="w14 w15 w16se w16cid w16 w16cex w16sdtdh w16du wp14">
   <w:body>
     <w:p>
-      <w:pPr>
-        <w:rPr>
-          <w:b/>
-          <w:bCs/>
-        </w:rPr>
-      </w:pPr>
+      <w:r>
+        <w:rPr>
+          <w:b/>
+          <w:bCs/>
+        </w:rPr>
+        <w:t>FASE 3 — Pruebas funcionales</w:t>
+      </w:r>
+      <w:r>
+        <w:rPr>
+          <w:b/>
+          <w:bCs/>
+        </w:rPr>
+        <w:br/>
+      </w:r>
+      <w:r>
+        <w:t xml:space="preserve">Las pruebas funcionales se realizaron sobre la aplicación desplegada localmente en `http://localhost:8080`, utilizando herramientas de cliente HTTP para validar el comportamiento real del sistema frente a escenarios comunes y adversos. </w:t>
+      </w:r>
+      <w:r>
+        <w:br/>
+        <w:t>Estas pruebas permitieron corroborar empíricamente varios de los hallazgos detectados durante la auditoría estática del código.</w:t>
+      </w:r>
+    </w:p>
+    <w:p>
+      <w:pPr>
+        <w:rPr>
+          <w:b/>
+          <w:bCs/>
+        </w:rPr>
+      </w:pPr>
+      <w:r>
+        <w:rPr>
+          <w:b/>
+          <w:bCs/>
+        </w:rPr>
+        <w:br/>
+      </w:r>
       <w:r>
         <w:rPr>
           <w:b/>
@@ -24,6 +54,9 @@
     </w:p>
     <w:p>
       <w:r>
+        <w:rPr>
+          <w:noProof/>
+        </w:rPr>
         <w:drawing>
           <wp:inline distT="0" distB="0" distL="0" distR="0" wp14:anchorId="4C7A5590" wp14:editId="2231F40A">
             <wp:extent cx="5612130" cy="3006090"/>
@@ -74,6 +107,60 @@
           <w:b/>
           <w:bCs/>
         </w:rPr>
+        <w:t>Análisis</w:t>
+      </w:r>
+    </w:p>
+    <w:p>
+      <w:r>
+        <w:t>La autenticación se ejecuta correctamente y el sistema reconoce al usuario. Sin embargo, la respuesta incluye el hash de la contraseña, lo cual constituye una exposición innecesaria de información sensible.</w:t>
+      </w:r>
+    </w:p>
+    <w:p>
+      <w:r>
+        <w:t>Aunque el hash no es la contraseña en texto plano, su divulgación permite ataques de fuerza bruta offline y análisis mediante tablas precalculadas, especialmente considerando que se utiliza MD5, un algoritmo criptográficamente débil.</w:t>
+      </w:r>
+    </w:p>
+    <w:p>
+      <w:pPr>
+        <w:rPr>
+          <w:b/>
+          <w:bCs/>
+        </w:rPr>
+      </w:pPr>
+      <w:r>
+        <w:rPr>
+          <w:b/>
+          <w:bCs/>
+        </w:rPr>
+        <w:t>Conclusión</w:t>
+      </w:r>
+    </w:p>
+    <w:p>
+      <w:r>
+        <w:t>El flujo de autenticación cumple su función básica, pero viola principios fundamentales de seguridad al exponer información crítica al cliente.</w:t>
+      </w:r>
+    </w:p>
+    <w:p>
+      <w:r>
+        <w:t>Nivel de riesgo: Alto</w:t>
+      </w:r>
+      <w:r>
+        <w:t>.</w:t>
+      </w:r>
+    </w:p>
+    <w:p>
+      <w:pPr>
+        <w:rPr>
+          <w:b/>
+          <w:bCs/>
+        </w:rPr>
+      </w:pPr>
+      <w:r>
+        <w:rPr>
+          <w:b/>
+          <w:bCs/>
+        </w:rPr>
+        <w:lastRenderedPageBreak/>
         <w:t>Prueba 2 — SQL Injection</w:t>
       </w:r>
     </w:p>
@@ -84,6 +171,9 @@
     </w:p>
     <w:p>
       <w:r>
+        <w:rPr>
+          <w:noProof/>
+        </w:rPr>
         <w:drawing>
           <wp:inline distT="0" distB="0" distL="0" distR="0" wp14:anchorId="0D5D7F52" wp14:editId="5A7C3020">
             <wp:extent cx="5612130" cy="3289300"/>
@@ -133,6 +223,112 @@
           <w:b/>
           <w:bCs/>
         </w:rPr>
+        <w:t>Análisis</w:t>
+      </w:r>
+    </w:p>
+    <w:p>
+      <w:r>
+        <w:t>El intento de autenticación no fue exitoso, sin embargo, la prueba evidencia que el sistema continúa construyendo consultas SQL mediante concatenación directa de entradas del usuario.</w:t>
+      </w:r>
+    </w:p>
+    <w:p>
+      <w:r>
+        <w:t>El hecho de que este payload específico no haya permitido el acceso no elimina la vulnerabilidad. Un atacante con mayor conocimiento podría manipular la consulta para alterar su semántica, extraer información o evadir controles de autenticación.</w:t>
+      </w:r>
+    </w:p>
+    <w:p>
+      <w:pPr>
+        <w:rPr>
+          <w:b/>
+          <w:bCs/>
+        </w:rPr>
+      </w:pPr>
+      <w:r>
+        <w:rPr>
+          <w:b/>
+          <w:bCs/>
+        </w:rPr>
+        <w:t>Conclusión</w:t>
+      </w:r>
+    </w:p>
+    <w:p>
+      <w:r>
+        <w:t>El sistema presenta una vulnerabilidad latente de SQL Injection que podría ser explotada en escenarios reales.</w:t>
+      </w:r>
+    </w:p>
+    <w:p>
+      <w:r>
+        <w:rPr>
+          <w:b/>
+          <w:bCs/>
+        </w:rPr>
+        <w:t>Nivel de riesgo: Alto</w:t>
+      </w:r>
+      <w:r>
+        <w:rPr>
+          <w:b/>
+          <w:bCs/>
+        </w:rPr>
+        <w:t>.</w:t>
+      </w:r>
+    </w:p>
+    <w:p>
+      <w:pPr>
+        <w:tabs>
+          <w:tab w:val="left" w:pos="900"/>
+        </w:tabs>
+      </w:pPr>
+      <w:r>
+        <w:tab/>
+      </w:r>
+    </w:p>
+    <w:p>
+      <w:pPr>
+        <w:tabs>
+          <w:tab w:val="left" w:pos="900"/>
+        </w:tabs>
+      </w:pPr>
+    </w:p>
+    <w:p>
+      <w:pPr>
+        <w:tabs>
+          <w:tab w:val="left" w:pos="900"/>
+        </w:tabs>
+      </w:pPr>
+    </w:p>
+    <w:p>
+      <w:pPr>
+        <w:tabs>
+          <w:tab w:val="left" w:pos="900"/>
+        </w:tabs>
+      </w:pPr>
+    </w:p>
+    <w:p>
+      <w:pPr>
+        <w:tabs>
+          <w:tab w:val="left" w:pos="900"/>
+        </w:tabs>
+      </w:pPr>
+    </w:p>
+    <w:p>
+      <w:pPr>
+        <w:tabs>
+          <w:tab w:val="left" w:pos="900"/>
+        </w:tabs>
+      </w:pPr>
+    </w:p>
+    <w:p>
+      <w:pPr>
+        <w:rPr>
+          <w:b/>
+          <w:bCs/>
+        </w:rPr>
+      </w:pPr>
+      <w:r>
+        <w:rPr>
+          <w:b/>
+          <w:bCs/>
+        </w:rPr>
         <w:lastRenderedPageBreak/>
         <w:t>Prueba 3 — Registro con contraseña débil</w:t>
       </w:r>
@@ -152,6 +348,9 @@
     </w:p>
     <w:p>
       <w:r>
+        <w:rPr>
+          <w:noProof/>
+        </w:rPr>
         <w:drawing>
           <wp:inline distT="0" distB="0" distL="0" distR="0" wp14:anchorId="4104DE7B" wp14:editId="5AF5DC29">
             <wp:extent cx="5612130" cy="2672715"/>
@@ -199,6 +398,9 @@
     </w:p>
     <w:p>
       <w:r>
+        <w:rPr>
+          <w:noProof/>
+        </w:rPr>
         <w:drawing>
           <wp:inline distT="0" distB="0" distL="0" distR="0" wp14:anchorId="503CBC9C" wp14:editId="10C5E5D7">
             <wp:extent cx="5612130" cy="2834640"/>
@@ -236,6 +438,80 @@
         </w:drawing>
       </w:r>
     </w:p>
+    <w:p>
+      <w:pPr>
+        <w:rPr>
+          <w:b/>
+          <w:bCs/>
+        </w:rPr>
+      </w:pPr>
+      <w:r>
+        <w:rPr>
+          <w:b/>
+          <w:bCs/>
+        </w:rPr>
+        <w:t>Análisis</w:t>
+      </w:r>
+    </w:p>
+    <w:p>
+      <w:r>
+        <w:t>La validación implementada únicamente rechaza contraseñas con longitud menor o igual a tres caracteres. Como resultado, contraseñas extremadamente débiles como 1234 son aceptadas sin ningún otro tipo de verificación.</w:t>
+      </w:r>
+    </w:p>
+    <w:p>
+      <w:r>
+        <w:lastRenderedPageBreak/>
+        <w:t>No se consideran criterios mínimos de complejidad, longitud adecuada ni protección contra contraseñas triviales o comunes.</w:t>
+      </w:r>
+    </w:p>
+    <w:p>
+      <w:pPr>
+        <w:rPr>
+          <w:b/>
+          <w:bCs/>
+        </w:rPr>
+      </w:pPr>
+      <w:r>
+        <w:rPr>
+          <w:b/>
+          <w:bCs/>
+        </w:rPr>
+        <w:t>Conclusión</w:t>
+      </w:r>
+    </w:p>
+    <w:p>
+      <w:r>
+        <w:t>El mecanismo de validación de contraseñas es insuficiente y no garantiza un nivel básico de seguridad para las cuentas de usuario.</w:t>
+      </w:r>
+    </w:p>
+    <w:p>
+      <w:r>
+        <w:rPr>
+          <w:b/>
+          <w:bCs/>
+        </w:rPr>
+        <w:t>Nivel de riesgo: Medio</w:t>
+      </w:r>
+    </w:p>
+    <w:p/>
+    <w:p>
+      <w:pPr>
+        <w:rPr>
+          <w:b/>
+          <w:bCs/>
+        </w:rPr>
+      </w:pPr>
+    </w:p>
+    <w:p>
+      <w:r>
+        <w:t>Las pruebas funcionales confirman que los problemas detectados en la auditoría de código tienen un impacto real en el comportamiento del sistema.</w:t>
+      </w:r>
+      <w:r>
+        <w:br/>
+        <w:t>Si bien la aplicación cumple su funcionalidad básica, su diseño actual presenta riesgos significativos que deben ser atendidos mediante refactorización y aplicación de buenas prácticas de ingeniería de software.</w:t>
+      </w:r>
+    </w:p>
+    <w:p/>
     <w:sectPr>
       <w:pgSz w:w="12240" w:h="15840"/>
       <w:pgMar w:top="1417" w:right="1701" w:bottom="1417" w:left="1701" w:header="708" w:footer="708" w:gutter="0"/>
